--- a/Documentacion/Comparativa Precios.docx
+++ b/Documentacion/Comparativa Precios.docx
@@ -143,19 +143,7 @@
             </w:r>
             <w:proofErr w:type="spellEnd"/>
             <w:r>
-              <w:t>/</w:t>
-            </w:r>
-            <w:r>
-              <w:t>anual</w:t>
-            </w:r>
-            <w:r>
-              <w:t xml:space="preserve"> (</w:t>
-            </w:r>
-            <w:r>
-              <w:t>MEX</w:t>
-            </w:r>
-            <w:r>
-              <w:t>)</w:t>
+              <w:t>/anual (MEX)</w:t>
             </w:r>
           </w:p>
         </w:tc>
@@ -326,15 +314,10 @@
               <w:jc w:val="center"/>
             </w:pPr>
             <w:r>
-              <w:t>2,027.88</w:t>
-            </w:r>
-            <w:r>
-              <w:t xml:space="preserve"> </w:t>
+              <w:t xml:space="preserve">2,027.88 </w:t>
             </w:r>
             <w:r>
               <w:br/>
-            </w:r>
-            <w:r>
               <w:t>(solo ofrece plan mensual)</w:t>
             </w:r>
           </w:p>
@@ -417,15 +400,10 @@
               <w:jc w:val="center"/>
             </w:pPr>
             <w:r>
-              <w:t>2,207.64</w:t>
-            </w:r>
-            <w:r>
-              <w:t xml:space="preserve"> </w:t>
+              <w:t xml:space="preserve">2,207.64 </w:t>
             </w:r>
             <w:r>
               <w:br/>
-            </w:r>
-            <w:r>
               <w:t xml:space="preserve">(solo ofrece </w:t>
             </w:r>
             <w:r>
@@ -439,6 +417,7 @@
         <w:tc>
           <w:tcPr>
             <w:tcW w:w="1858" w:type="dxa"/>
+            <w:shd w:val="clear" w:color="auto" w:fill="00B050"/>
           </w:tcPr>
           <w:p>
             <w:pPr>
@@ -458,6 +437,7 @@
         <w:tc>
           <w:tcPr>
             <w:tcW w:w="1203" w:type="dxa"/>
+            <w:shd w:val="clear" w:color="auto" w:fill="00B050"/>
           </w:tcPr>
           <w:p>
             <w:pPr>
@@ -471,6 +451,7 @@
         <w:tc>
           <w:tcPr>
             <w:tcW w:w="1137" w:type="dxa"/>
+            <w:shd w:val="clear" w:color="auto" w:fill="00B050"/>
           </w:tcPr>
           <w:p>
             <w:pPr>
@@ -484,6 +465,7 @@
         <w:tc>
           <w:tcPr>
             <w:tcW w:w="2004" w:type="dxa"/>
+            <w:shd w:val="clear" w:color="auto" w:fill="00B050"/>
           </w:tcPr>
           <w:p>
             <w:pPr>
@@ -497,6 +479,7 @@
         <w:tc>
           <w:tcPr>
             <w:tcW w:w="1498" w:type="dxa"/>
+            <w:shd w:val="clear" w:color="auto" w:fill="00B050"/>
           </w:tcPr>
           <w:p>
             <w:pPr>
@@ -510,6 +493,7 @@
         <w:tc>
           <w:tcPr>
             <w:tcW w:w="930" w:type="dxa"/>
+            <w:shd w:val="clear" w:color="auto" w:fill="00B050"/>
           </w:tcPr>
           <w:p>
             <w:pPr>
@@ -709,6 +693,284 @@
       </w:pPr>
     </w:p>
     <w:p>
+      <w:r>
+        <w:t>Precios de almacenamiento MongoDB</w:t>
+      </w:r>
+      <w:r>
+        <w:br/>
+      </w:r>
+    </w:p>
+    <w:tbl>
+      <w:tblPr>
+        <w:tblStyle w:val="Tablaconcuadrcula"/>
+        <w:tblW w:w="0" w:type="auto"/>
+        <w:tblLook w:val="04A0" w:firstRow="1" w:lastRow="0" w:firstColumn="1" w:lastColumn="0" w:noHBand="0" w:noVBand="1"/>
+      </w:tblPr>
+      <w:tblGrid>
+        <w:gridCol w:w="2876"/>
+        <w:gridCol w:w="2877"/>
+        <w:gridCol w:w="2877"/>
+      </w:tblGrid>
+      <w:tr>
+        <w:tc>
+          <w:tcPr>
+            <w:tcW w:w="2876" w:type="dxa"/>
+          </w:tcPr>
+          <w:p>
+            <w:r>
+              <w:t>Plan</w:t>
+            </w:r>
+          </w:p>
+        </w:tc>
+        <w:tc>
+          <w:tcPr>
+            <w:tcW w:w="2877" w:type="dxa"/>
+          </w:tcPr>
+          <w:p>
+            <w:r>
+              <w:t>Ventajas</w:t>
+            </w:r>
+          </w:p>
+        </w:tc>
+        <w:tc>
+          <w:tcPr>
+            <w:tcW w:w="2877" w:type="dxa"/>
+          </w:tcPr>
+          <w:p>
+            <w:r>
+              <w:t>Desventajas</w:t>
+            </w:r>
+          </w:p>
+        </w:tc>
+      </w:tr>
+      <w:tr>
+        <w:tc>
+          <w:tcPr>
+            <w:tcW w:w="2876" w:type="dxa"/>
+          </w:tcPr>
+          <w:p>
+            <w:r>
+              <w:t>M10</w:t>
+            </w:r>
+          </w:p>
+        </w:tc>
+        <w:tc>
+          <w:tcPr>
+            <w:tcW w:w="2877" w:type="dxa"/>
+          </w:tcPr>
+          <w:p>
+            <w:r>
+              <w:t xml:space="preserve">- </w:t>
+            </w:r>
+            <w:proofErr w:type="spellStart"/>
+            <w:r>
+              <w:t>Backups</w:t>
+            </w:r>
+            <w:proofErr w:type="spellEnd"/>
+            <w:r>
+              <w:t xml:space="preserve"> flexibles</w:t>
+            </w:r>
+            <w:r>
+              <w:br/>
+              <w:t xml:space="preserve">- </w:t>
+            </w:r>
+            <w:proofErr w:type="spellStart"/>
+            <w:r>
+              <w:t>Auto-escalado</w:t>
+            </w:r>
+            <w:proofErr w:type="spellEnd"/>
+            <w:r>
+              <w:t xml:space="preserve"> sin tiempo de inactividad</w:t>
+            </w:r>
+            <w:r>
+              <w:br/>
+              <w:t>- Herramientas de diagnóstico</w:t>
+            </w:r>
+            <w:r>
+              <w:br/>
+              <w:t>- Índices adicionales</w:t>
+            </w:r>
+            <w:r>
+              <w:br/>
+              <w:t>- SLA de tiempo activo</w:t>
+            </w:r>
+            <w:r>
+              <w:br/>
+              <w:t xml:space="preserve">- 10 GB de almacenamiento, 2 GB RAM, 2 </w:t>
+            </w:r>
+            <w:proofErr w:type="spellStart"/>
+            <w:r>
+              <w:t>vCPU</w:t>
+            </w:r>
+            <w:proofErr w:type="spellEnd"/>
+            <w:r>
+              <w:t xml:space="preserve"> dedicados</w:t>
+            </w:r>
+          </w:p>
+        </w:tc>
+        <w:tc>
+          <w:tcPr>
+            <w:tcW w:w="2877" w:type="dxa"/>
+          </w:tcPr>
+          <w:p>
+            <w:r>
+              <w:t>- Costo de $0.08/hora</w:t>
+            </w:r>
+            <w:r>
+              <w:br/>
+              <w:t xml:space="preserve">- excesivo para </w:t>
+            </w:r>
+            <w:r>
+              <w:t>este proyecto</w:t>
+            </w:r>
+          </w:p>
+        </w:tc>
+      </w:tr>
+      <w:tr>
+        <w:tc>
+          <w:tcPr>
+            <w:tcW w:w="2876" w:type="dxa"/>
+            <w:shd w:val="clear" w:color="auto" w:fill="00B050"/>
+          </w:tcPr>
+          <w:p>
+            <w:r>
+              <w:t>Flex</w:t>
+            </w:r>
+          </w:p>
+        </w:tc>
+        <w:tc>
+          <w:tcPr>
+            <w:tcW w:w="2877" w:type="dxa"/>
+            <w:shd w:val="clear" w:color="auto" w:fill="00B050"/>
+          </w:tcPr>
+          <w:p>
+            <w:r>
+              <w:t>- Precio bajo desde $0.011/hora</w:t>
+            </w:r>
+            <w:r>
+              <w:br/>
+            </w:r>
+            <w:r>
+              <w:lastRenderedPageBreak/>
+              <w:t xml:space="preserve">- Capacidad </w:t>
+            </w:r>
+            <w:proofErr w:type="spellStart"/>
+            <w:r>
+              <w:t>burst</w:t>
+            </w:r>
+            <w:proofErr w:type="spellEnd"/>
+            <w:r>
+              <w:t xml:space="preserve"> bajo demanda</w:t>
+            </w:r>
+            <w:r>
+              <w:br/>
+              <w:t>- Recomendado para pruebas y tráfico impredecible</w:t>
+            </w:r>
+            <w:r>
+              <w:br/>
+              <w:t xml:space="preserve">- </w:t>
+            </w:r>
+            <w:proofErr w:type="spellStart"/>
+            <w:r>
+              <w:t>Upgradable</w:t>
+            </w:r>
+            <w:proofErr w:type="spellEnd"/>
+            <w:r>
+              <w:br/>
+            </w:r>
+          </w:p>
+        </w:tc>
+        <w:tc>
+          <w:tcPr>
+            <w:tcW w:w="2877" w:type="dxa"/>
+            <w:shd w:val="clear" w:color="auto" w:fill="00B050"/>
+          </w:tcPr>
+          <w:p>
+            <w:r>
+              <w:lastRenderedPageBreak/>
+              <w:t>- RAM y CPU compartidos</w:t>
+            </w:r>
+            <w:r>
+              <w:br/>
+            </w:r>
+            <w:r>
+              <w:lastRenderedPageBreak/>
+              <w:t>- Menor rendimiento consistente</w:t>
+            </w:r>
+            <w:r>
+              <w:br/>
+              <w:t>- Solo 5 GB de almacenamiento</w:t>
+            </w:r>
+            <w:r>
+              <w:br/>
+            </w:r>
+            <w:r>
+              <w:t>(Plan recomendado para las dimensiones del proyecto)</w:t>
+            </w:r>
+          </w:p>
+        </w:tc>
+      </w:tr>
+      <w:tr>
+        <w:tc>
+          <w:tcPr>
+            <w:tcW w:w="2876" w:type="dxa"/>
+          </w:tcPr>
+          <w:p>
+            <w:r>
+              <w:lastRenderedPageBreak/>
+              <w:t>Free</w:t>
+            </w:r>
+          </w:p>
+        </w:tc>
+        <w:tc>
+          <w:tcPr>
+            <w:tcW w:w="2877" w:type="dxa"/>
+          </w:tcPr>
+          <w:p>
+            <w:r>
+              <w:t>- Gratis para siempre</w:t>
+            </w:r>
+            <w:r>
+              <w:br/>
+              <w:t>- Ideal para aprendizaje o pruebas simples</w:t>
+            </w:r>
+            <w:r>
+              <w:br/>
+            </w:r>
+          </w:p>
+        </w:tc>
+        <w:tc>
+          <w:tcPr>
+            <w:tcW w:w="2877" w:type="dxa"/>
+          </w:tcPr>
+          <w:p>
+            <w:r>
+              <w:t>- Solo 512 MB de almacenamiento</w:t>
+            </w:r>
+            <w:r>
+              <w:br/>
+              <w:t>- Rendimiento y recursos compartidos</w:t>
+            </w:r>
+            <w:r>
+              <w:br/>
+              <w:t xml:space="preserve">- </w:t>
+            </w:r>
+            <w:r>
+              <w:rPr>
+                <w:b/>
+                <w:bCs/>
+              </w:rPr>
+              <w:t>No recomendado para producción</w:t>
+            </w:r>
+            <w:r>
+              <w:br/>
+            </w:r>
+          </w:p>
+        </w:tc>
+      </w:tr>
+    </w:tbl>
+    <w:p/>
+    <w:p>
       <w:pPr>
         <w:pStyle w:val="Ttulo2"/>
         <w:rPr>
@@ -780,6 +1042,14 @@
       <w:r>
         <w:t xml:space="preserve"> ya que el producto espera tráfico leve de no más de 100 usuarios simultáneos al día y solo por breves periodos de tiempo.</w:t>
       </w:r>
+    </w:p>
+    <w:p>
+      <w:pPr>
+        <w:rPr>
+          <w:sz w:val="32"/>
+          <w:szCs w:val="32"/>
+        </w:rPr>
+      </w:pPr>
     </w:p>
     <w:sectPr>
       <w:pgSz w:w="12240" w:h="15840"/>
@@ -1606,7 +1876,6 @@
   <w:style w:type="character" w:default="1" w:styleId="Fuentedeprrafopredeter">
     <w:name w:val="Default Paragraph Font"/>
     <w:uiPriority w:val="1"/>
-    <w:semiHidden/>
     <w:unhideWhenUsed/>
   </w:style>
   <w:style w:type="table" w:default="1" w:styleId="Tablanormal">
